--- a/tests/Easy Preprocessing test.docx
+++ b/tests/Easy Preprocessing test.docx
@@ -14,6 +14,7 @@
       </w:pPr>
       <w:r>
         <w:rPr>
+          <w:noProof/>
           <w:color w:val="215E99" w:themeColor="text2" w:themeTint="BF"/>
           <w:sz w:val="56"/>
           <w:szCs w:val="56"/>
@@ -147,6 +148,163 @@
       </w:pPr>
       <w:r>
         <w:rPr>
+          <w:noProof/>
+          <w:sz w:val="56"/>
+          <w:szCs w:val="56"/>
+          <w:lang w:val="en-US"/>
+        </w:rPr>
+        <w:drawing>
+          <wp:anchor distT="0" distB="0" distL="114300" distR="114300" simplePos="0" relativeHeight="251660288" behindDoc="1" locked="0" layoutInCell="1" allowOverlap="1" wp14:anchorId="07E14501" wp14:editId="6448EF08">
+            <wp:simplePos x="0" y="0"/>
+            <wp:positionH relativeFrom="margin">
+              <wp:align>right</wp:align>
+            </wp:positionH>
+            <wp:positionV relativeFrom="paragraph">
+              <wp:posOffset>1758950</wp:posOffset>
+            </wp:positionV>
+            <wp:extent cx="5734050" cy="1952625"/>
+            <wp:effectExtent l="0" t="0" r="0" b="9525"/>
+            <wp:wrapTight wrapText="bothSides">
+              <wp:wrapPolygon edited="0">
+                <wp:start x="0" y="0"/>
+                <wp:lineTo x="0" y="21495"/>
+                <wp:lineTo x="21528" y="21495"/>
+                <wp:lineTo x="21528" y="0"/>
+                <wp:lineTo x="0" y="0"/>
+              </wp:wrapPolygon>
+            </wp:wrapTight>
+            <wp:docPr id="674907372" name="Picture 1"/>
+            <wp:cNvGraphicFramePr>
+              <a:graphicFrameLocks xmlns:a="http://schemas.openxmlformats.org/drawingml/2006/main" noChangeAspect="1"/>
+            </wp:cNvGraphicFramePr>
+            <a:graphic xmlns:a="http://schemas.openxmlformats.org/drawingml/2006/main">
+              <a:graphicData uri="http://schemas.openxmlformats.org/drawingml/2006/picture">
+                <pic:pic xmlns:pic="http://schemas.openxmlformats.org/drawingml/2006/picture">
+                  <pic:nvPicPr>
+                    <pic:cNvPr id="0" name="Picture 1"/>
+                    <pic:cNvPicPr>
+                      <a:picLocks noChangeAspect="1" noChangeArrowheads="1"/>
+                    </pic:cNvPicPr>
+                  </pic:nvPicPr>
+                  <pic:blipFill>
+                    <a:blip r:embed="rId5">
+                      <a:extLst>
+                        <a:ext uri="{28A0092B-C50C-407E-A947-70E740481C1C}">
+                          <a14:useLocalDpi xmlns:a14="http://schemas.microsoft.com/office/drawing/2010/main" val="0"/>
+                        </a:ext>
+                      </a:extLst>
+                    </a:blip>
+                    <a:srcRect/>
+                    <a:stretch>
+                      <a:fillRect/>
+                    </a:stretch>
+                  </pic:blipFill>
+                  <pic:spPr bwMode="auto">
+                    <a:xfrm>
+                      <a:off x="0" y="0"/>
+                      <a:ext cx="5734050" cy="1952625"/>
+                    </a:xfrm>
+                    <a:prstGeom prst="rect">
+                      <a:avLst/>
+                    </a:prstGeom>
+                    <a:noFill/>
+                    <a:ln>
+                      <a:noFill/>
+                    </a:ln>
+                  </pic:spPr>
+                </pic:pic>
+              </a:graphicData>
+            </a:graphic>
+            <wp14:sizeRelH relativeFrom="page">
+              <wp14:pctWidth>0</wp14:pctWidth>
+            </wp14:sizeRelH>
+            <wp14:sizeRelV relativeFrom="page">
+              <wp14:pctHeight>0</wp14:pctHeight>
+            </wp14:sizeRelV>
+          </wp:anchor>
+        </w:drawing>
+      </w:r>
+      <w:r>
+        <w:rPr>
+          <w:sz w:val="56"/>
+          <w:szCs w:val="56"/>
+          <w:lang w:val="en-US"/>
+        </w:rPr>
+        <w:drawing>
+          <wp:anchor distT="0" distB="0" distL="114300" distR="114300" simplePos="0" relativeHeight="251659264" behindDoc="1" locked="0" layoutInCell="1" allowOverlap="1" wp14:anchorId="3C533166" wp14:editId="570DF44F">
+            <wp:simplePos x="0" y="0"/>
+            <wp:positionH relativeFrom="margin">
+              <wp:align>left</wp:align>
+            </wp:positionH>
+            <wp:positionV relativeFrom="paragraph">
+              <wp:posOffset>558800</wp:posOffset>
+            </wp:positionV>
+            <wp:extent cx="5762625" cy="1047673"/>
+            <wp:effectExtent l="0" t="0" r="0" b="635"/>
+            <wp:wrapTight wrapText="bothSides">
+              <wp:wrapPolygon edited="0">
+                <wp:start x="0" y="0"/>
+                <wp:lineTo x="0" y="21220"/>
+                <wp:lineTo x="21493" y="21220"/>
+                <wp:lineTo x="21493" y="0"/>
+                <wp:lineTo x="0" y="0"/>
+              </wp:wrapPolygon>
+            </wp:wrapTight>
+            <wp:docPr id="120178127" name="Picture 1"/>
+            <wp:cNvGraphicFramePr>
+              <a:graphicFrameLocks xmlns:a="http://schemas.openxmlformats.org/drawingml/2006/main" noChangeAspect="1"/>
+            </wp:cNvGraphicFramePr>
+            <a:graphic xmlns:a="http://schemas.openxmlformats.org/drawingml/2006/main">
+              <a:graphicData uri="http://schemas.openxmlformats.org/drawingml/2006/picture">
+                <pic:pic xmlns:pic="http://schemas.openxmlformats.org/drawingml/2006/picture">
+                  <pic:nvPicPr>
+                    <pic:cNvPr id="120178127" name=""/>
+                    <pic:cNvPicPr/>
+                  </pic:nvPicPr>
+                  <pic:blipFill rotWithShape="1">
+                    <a:blip r:embed="rId6">
+                      <a:extLst>
+                        <a:ext uri="{28A0092B-C50C-407E-A947-70E740481C1C}">
+                          <a14:useLocalDpi xmlns:a14="http://schemas.microsoft.com/office/drawing/2010/main" val="0"/>
+                        </a:ext>
+                      </a:extLst>
+                    </a:blip>
+                    <a:srcRect t="1786"/>
+                    <a:stretch>
+                      <a:fillRect/>
+                    </a:stretch>
+                  </pic:blipFill>
+                  <pic:spPr bwMode="auto">
+                    <a:xfrm>
+                      <a:off x="0" y="0"/>
+                      <a:ext cx="5762625" cy="1047673"/>
+                    </a:xfrm>
+                    <a:prstGeom prst="rect">
+                      <a:avLst/>
+                    </a:prstGeom>
+                    <a:ln>
+                      <a:noFill/>
+                    </a:ln>
+                    <a:extLst>
+                      <a:ext uri="{53640926-AAD7-44D8-BBD7-CCE9431645EC}">
+                        <a14:shadowObscured xmlns:a14="http://schemas.microsoft.com/office/drawing/2010/main"/>
+                      </a:ext>
+                    </a:extLst>
+                  </pic:spPr>
+                </pic:pic>
+              </a:graphicData>
+            </a:graphic>
+            <wp14:sizeRelH relativeFrom="page">
+              <wp14:pctWidth>0</wp14:pctWidth>
+            </wp14:sizeRelH>
+            <wp14:sizeRelV relativeFrom="page">
+              <wp14:pctHeight>0</wp14:pctHeight>
+            </wp14:sizeRelV>
+          </wp:anchor>
+        </w:drawing>
+      </w:r>
+      <w:r>
+        <w:rPr>
           <w:sz w:val="56"/>
           <w:szCs w:val="56"/>
           <w:lang w:val="en-US"/>
@@ -156,13 +314,20 @@
     </w:p>
     <w:p>
       <w:pPr>
-        <w:jc w:val="center"/>
         <w:rPr>
-          <w:sz w:val="56"/>
-          <w:szCs w:val="56"/>
+          <w:sz w:val="36"/>
+          <w:szCs w:val="36"/>
           <w:lang w:val="en-US"/>
         </w:rPr>
       </w:pPr>
+      <w:r>
+        <w:rPr>
+          <w:sz w:val="36"/>
+          <w:szCs w:val="36"/>
+          <w:lang w:val="en-US"/>
+        </w:rPr>
+        <w:t>Conclusion: Successful, although some quality loss. Will be repaired in the near future.</w:t>
+      </w:r>
     </w:p>
     <w:sectPr>
       <w:pgSz w:w="11906" w:h="16838"/>
